--- a/examples/hello-table/fixtures/report.msoffice-unlocked-edited.docx
+++ b/examples/hello-table/fixtures/report.msoffice-unlocked-edited.docx
@@ -4,7 +4,7 @@
   <w:body>
     <w:sdt>
       <w:sdtPr>
-        <w:tag w:val="ox:3f1c2a90-0000-4c1e-9a00-000000000021"/>
+        <w:tag w:val="mleaf:3f1c2a90-0000-4c1e-9a00-000000000021"/>
         <w:id w:val="-224294734"/>
       </w:sdtPr>
       <w:sdtEndPr/>
@@ -21,7 +21,7 @@
     </w:sdt>
     <w:sdt>
       <w:sdtPr>
-        <w:tag w:val="ox:3f1c2a90-0000-4c1e-9a00-000000000023"/>
+        <w:tag w:val="mleaf:3f1c2a90-0000-4c1e-9a00-000000000023"/>
         <w:id w:val="1886440484"/>
       </w:sdtPr>
       <w:sdtEndPr/>
@@ -33,7 +33,7 @@
           <w:sdt>
             <w:sdtPr>
               <w:alias w:val="Linked: 3f1c2a90-0000-4c1e-9a00-000000000013"/>
-              <w:tag w:val="ox:3f1c2a90-0000-4c1e-9a00-000000000024"/>
+              <w:tag w:val="mleaf:3f1c2a90-0000-4c1e-9a00-000000000024"/>
               <w:id w:val="1932459771"/>
               <w:text/>
             </w:sdtPr>
@@ -50,7 +50,7 @@
           <w:sdt>
             <w:sdtPr>
               <w:alias w:val="Linked: 3f1c2a90-0000-4c1e-9a00-000000000031"/>
-              <w:tag w:val="ox:3f1c2a90-0000-4c1e-9a00-000000000025"/>
+              <w:tag w:val="mleaf:3f1c2a90-0000-4c1e-9a00-000000000025"/>
               <w:id w:val="1238831433"/>
               <w:text/>
             </w:sdtPr>
@@ -70,7 +70,7 @@
     <w:sdt>
       <w:sdtPr>
         <w:alias w:val="Linked: 3f1c2a90-0000-4c1e-9a00-000000000012"/>
-        <w:tag w:val="ox:3f1c2a90-0000-4c1e-9a00-000000000022"/>
+        <w:tag w:val="mleaf:3f1c2a90-0000-4c1e-9a00-000000000022"/>
         <w:id w:val="-264316898"/>
       </w:sdtPr>
       <w:sdtEndPr>
@@ -215,7 +215,7 @@
     </w:sdt>
     <w:sdt>
       <w:sdtPr>
-        <w:tag w:val="ox:3f1c2a90-0000-4c1e-9a00-000000000022#caption"/>
+        <w:tag w:val="mleaf:3f1c2a90-0000-4c1e-9a00-000000000022#caption"/>
         <w:id w:val="1307979819"/>
       </w:sdtPr>
       <w:sdtEndPr/>

--- a/examples/hello-table/fixtures/report.msoffice-unlocked-edited.docx
+++ b/examples/hello-table/fixtures/report.msoffice-unlocked-edited.docx
@@ -5,9 +5,8 @@
     <w:sdt>
       <w:sdtPr>
         <w:tag w:val="mleaf:3f1c2a90-0000-4c1e-9a00-000000000021"/>
-        <w:id w:val="-224294734"/>
+        <w:id w:val="1968926532"/>
       </w:sdtPr>
-      <w:sdtEndPr/>
       <w:sdtContent>
         <w:p>
           <w:pPr>
@@ -22,9 +21,8 @@
     <w:sdt>
       <w:sdtPr>
         <w:tag w:val="mleaf:3f1c2a90-0000-4c1e-9a00-000000000023"/>
-        <w:id w:val="1886440484"/>
+        <w:id w:val="293800192"/>
       </w:sdtPr>
-      <w:sdtEndPr/>
       <w:sdtContent>
         <w:p>
           <w:r>
@@ -34,10 +32,9 @@
             <w:sdtPr>
               <w:alias w:val="Linked: 3f1c2a90-0000-4c1e-9a00-000000000013"/>
               <w:tag w:val="mleaf:3f1c2a90-0000-4c1e-9a00-000000000024"/>
-              <w:id w:val="1932459771"/>
+              <w:id w:val="-671031163"/>
               <w:text/>
             </w:sdtPr>
-            <w:sdtEndPr/>
             <w:sdtContent>
               <w:r>
                 <w:t>$1,250,500</w:t>
@@ -51,10 +48,9 @@
             <w:sdtPr>
               <w:alias w:val="Linked: 3f1c2a90-0000-4c1e-9a00-000000000031"/>
               <w:tag w:val="mleaf:3f1c2a90-0000-4c1e-9a00-000000000025"/>
-              <w:id w:val="1238831433"/>
+              <w:id w:val="-1260215469"/>
               <w:text/>
             </w:sdtPr>
-            <w:sdtEndPr/>
             <w:sdtContent>
               <w:r>
                 <w:t>3</w:t>
@@ -71,7 +67,7 @@
       <w:sdtPr>
         <w:alias w:val="Linked: 3f1c2a90-0000-4c1e-9a00-000000000012"/>
         <w:tag w:val="mleaf:3f1c2a90-0000-4c1e-9a00-000000000022"/>
-        <w:id w:val="-264316898"/>
+        <w:id w:val="-1961570170"/>
       </w:sdtPr>
       <w:sdtEndPr>
         <w:rPr>
@@ -178,7 +174,10 @@
                   <w:cnfStyle w:val="000000000000" w:firstRow="0" w:lastRow="0" w:firstColumn="0" w:lastColumn="0" w:oddVBand="0" w:evenVBand="0" w:oddHBand="0" w:evenHBand="0" w:firstRowFirstColumn="0" w:firstRowLastColumn="0" w:lastRowFirstColumn="0" w:lastRowLastColumn="0"/>
                 </w:pPr>
                 <w:r>
-                  <w:t>$999</w:t>
+                  <w:t>$</w:t>
+                </w:r>
+                <w:r>
+                  <w:t>999</w:t>
                 </w:r>
               </w:p>
             </w:tc>
@@ -216,9 +215,8 @@
     <w:sdt>
       <w:sdtPr>
         <w:tag w:val="mleaf:3f1c2a90-0000-4c1e-9a00-000000000022#caption"/>
-        <w:id w:val="1307979819"/>
+        <w:id w:val="-52932781"/>
       </w:sdtPr>
-      <w:sdtEndPr/>
       <w:sdtContent>
         <w:p>
           <w:pPr>
